--- a/SCRIPT_PDFS/SCRIPS_DOCUMENTADOS/PDF CALIDAD/IPS CON MEDICION 2 INDICADORES/2 indicadores.docx
+++ b/SCRIPT_PDFS/SCRIPS_DOCUMENTADOS/PDF CALIDAD/IPS CON MEDICION 2 INDICADORES/2 indicadores.docx
@@ -6755,7 +6755,23 @@
                 <w:sz w:val="20"/>
                 <w:szCs w:val="20"/>
               </w:rPr>
-              <w:t xml:space="preserve"> registrar la información de manera oportuna en las bitácoras del aplicativo Cuida 2.0, en referencia a la programación de los servicios solicitados por los afiliados, teniendo en cuenta que esta información es esencial para efectuar el seguimiento completo y para prevenir efectos negativos en la calificación de la IPS. Con los resultados evaluados en el trimestre 2025 </w:t>
+              <w:t xml:space="preserve"> registrar la información de manera oportuna en las bitácoras del aplicativo Cuida 2.0, en referencia a la programación de los servicios solicitados por los afiliados, teniendo en cuenta que esta información es esencial para efectuar el seguimiento completo y para prevenir efectos negativos en la calificación de la IPS. Con los resultados evaluados en el trimestre 202</w:t>
+            </w:r>
+            <w:r>
+              <w:rPr>
+                <w:rFonts w:ascii="Arial" w:hAnsi="Arial" w:cs="Arial"/>
+                <w:sz w:val="20"/>
+                <w:szCs w:val="20"/>
+              </w:rPr>
+              <w:t>6</w:t>
+            </w:r>
+            <w:r>
+              <w:rPr>
+                <w:rFonts w:ascii="Arial" w:hAnsi="Arial" w:cs="Arial"/>
+                <w:sz w:val="20"/>
+                <w:szCs w:val="20"/>
+              </w:rPr>
+              <w:t xml:space="preserve"> </w:t>
             </w:r>
             <w:r>
               <w:rPr>
@@ -11067,6 +11083,15 @@
 </file>
 
 <file path=customXml/item2.xml><?xml version="1.0" encoding="utf-8"?>
+<?mso-contentType ?>
+<FormTemplates xmlns="http://schemas.microsoft.com/sharepoint/v3/contenttype/forms">
+  <Display>DocumentLibraryForm</Display>
+  <Edit>DocumentLibraryForm</Edit>
+  <New>DocumentLibraryForm</New>
+</FormTemplates>
+</file>
+
+<file path=customXml/item3.xml><?xml version="1.0" encoding="utf-8"?>
 <p:properties xmlns:p="http://schemas.microsoft.com/office/2006/metadata/properties" xmlns:xsi="http://www.w3.org/2001/XMLSchema-instance" xmlns:pc="http://schemas.microsoft.com/office/infopath/2007/PartnerControls">
   <documentManagement>
     <lcf76f155ced4ddcb4097134ff3c332f xmlns="8fdaa9ae-9629-43e8-b999-4a109998d624">
@@ -11075,15 +11100,6 @@
     <TaxCatchAll xmlns="676d5b36-f216-4954-be05-d616da7a8256" xsi:nil="true"/>
   </documentManagement>
 </p:properties>
-</file>
-
-<file path=customXml/item3.xml><?xml version="1.0" encoding="utf-8"?>
-<?mso-contentType ?>
-<FormTemplates xmlns="http://schemas.microsoft.com/sharepoint/v3/contenttype/forms">
-  <Display>DocumentLibraryForm</Display>
-  <Edit>DocumentLibraryForm</Edit>
-  <New>DocumentLibraryForm</New>
-</FormTemplates>
 </file>
 
 <file path=customXml/itemProps1.xml><?xml version="1.0" encoding="utf-8"?>
@@ -11106,6 +11122,14 @@
 </file>
 
 <file path=customXml/itemProps2.xml><?xml version="1.0" encoding="utf-8"?>
+<ds:datastoreItem xmlns:ds="http://schemas.openxmlformats.org/officeDocument/2006/customXml" ds:itemID="{32D1B4BC-1547-4725-BB2C-55591664F1DF}">
+  <ds:schemaRefs>
+    <ds:schemaRef ds:uri="http://schemas.microsoft.com/sharepoint/v3/contenttype/forms"/>
+  </ds:schemaRefs>
+</ds:datastoreItem>
+</file>
+
+<file path=customXml/itemProps3.xml><?xml version="1.0" encoding="utf-8"?>
 <ds:datastoreItem xmlns:ds="http://schemas.openxmlformats.org/officeDocument/2006/customXml" ds:itemID="{BB55230C-2D4C-4A6F-9FD2-15378D7F198B}">
   <ds:schemaRefs>
     <ds:schemaRef ds:uri="http://schemas.microsoft.com/office/2006/metadata/properties"/>
@@ -11114,12 +11138,4 @@
     <ds:schemaRef ds:uri="676d5b36-f216-4954-be05-d616da7a8256"/>
   </ds:schemaRefs>
 </ds:datastoreItem>
-</file>
-
-<file path=customXml/itemProps3.xml><?xml version="1.0" encoding="utf-8"?>
-<ds:datastoreItem xmlns:ds="http://schemas.openxmlformats.org/officeDocument/2006/customXml" ds:itemID="{32D1B4BC-1547-4725-BB2C-55591664F1DF}">
-  <ds:schemaRefs>
-    <ds:schemaRef ds:uri="http://schemas.microsoft.com/sharepoint/v3/contenttype/forms"/>
-  </ds:schemaRefs>
-</ds:datastoreItem>
 </file>